--- a/DQN.docx
+++ b/DQN.docx
@@ -52,7 +52,7 @@
                     <pic:cNvPicPr/>
                   </pic:nvPicPr>
                   <pic:blipFill>
-                    <a:blip r:embed="rId4"/>
+                    <a:blip r:embed="rId5"/>
                     <a:stretch>
                       <a:fillRect/>
                     </a:stretch>
@@ -157,6 +157,546 @@
         <w:t xml:space="preserve"> слишком агрессивными градиентами.</w:t>
       </w:r>
     </w:p>
+    <w:p/>
+    <w:p>
+      <w:pPr>
+        <w:rPr>
+          <w:lang w:val="en-US"/>
+        </w:rPr>
+      </w:pPr>
+      <w:r>
+        <w:rPr>
+          <w:lang w:val="en-US"/>
+        </w:rPr>
+        <w:t>Dueling DQN</w:t>
+      </w:r>
+    </w:p>
+    <w:p>
+      <w:r>
+        <w:t xml:space="preserve">короче, </w:t>
+      </w:r>
+      <w:r>
+        <w:rPr>
+          <w:lang w:val="en-US"/>
+        </w:rPr>
+        <w:t>dueling</w:t>
+      </w:r>
+      <w:r>
+        <w:t xml:space="preserve"> </w:t>
+      </w:r>
+      <w:proofErr w:type="gramStart"/>
+      <w:r>
+        <w:rPr>
+          <w:lang w:val="en-US"/>
+        </w:rPr>
+        <w:t>DQN</w:t>
+      </w:r>
+      <w:r>
+        <w:t xml:space="preserve"> по сути</w:t>
+      </w:r>
+      <w:proofErr w:type="gramEnd"/>
+      <w:r>
+        <w:t xml:space="preserve"> меняет архитектуру: вместо обычного выходного вектора </w:t>
+      </w:r>
+      <w:r>
+        <w:rPr>
+          <w:lang w:val="en-US"/>
+        </w:rPr>
+        <w:t>Q</w:t>
+      </w:r>
+      <w:r>
+        <w:t xml:space="preserve">, который отражает ценность состояния при условия действия, мы делаем разбиение этого </w:t>
+      </w:r>
+      <w:r>
+        <w:rPr>
+          <w:lang w:val="en-US"/>
+        </w:rPr>
+        <w:t>Q</w:t>
+      </w:r>
+      <w:r>
+        <w:t xml:space="preserve"> на два обособленных слагаемых: функция ценности состояния </w:t>
+      </w:r>
+      <w:r>
+        <w:rPr>
+          <w:lang w:val="en-US"/>
+        </w:rPr>
+        <w:t>V</w:t>
+      </w:r>
+      <w:r>
+        <w:t>(</w:t>
+      </w:r>
+      <w:r>
+        <w:rPr>
+          <w:lang w:val="en-US"/>
+        </w:rPr>
+        <w:t>s</w:t>
+      </w:r>
+      <w:r>
+        <w:t>) и преимущество конкретного действия в текущем состоянии. Этот подход используется для того, чтобы не увеличивать скор для некоторых действий, потому что некоторые действия ни на что не влияют.</w:t>
+      </w:r>
+    </w:p>
+    <w:p>
+      <w:r>
+        <w:t xml:space="preserve">Но есть проблема: градиенты не знают через какой множитель проходить, поэтому используется из каждого значения </w:t>
+      </w:r>
+      <w:r>
+        <w:rPr>
+          <w:lang w:val="en-US"/>
+        </w:rPr>
+        <w:t>advantage</w:t>
+      </w:r>
+      <w:r>
+        <w:t xml:space="preserve"> вычитается среднее по всем </w:t>
+      </w:r>
+      <w:r>
+        <w:rPr>
+          <w:lang w:val="en-US"/>
+        </w:rPr>
+        <w:t>advantages</w:t>
+      </w:r>
+    </w:p>
+    <w:p>
+      <w:pPr>
+        <w:pStyle w:val="a3"/>
+        <w:spacing w:before="0" w:beforeAutospacing="0"/>
+        <w:rPr>
+          <w:rFonts w:ascii="Arial" w:hAnsi="Arial"/>
+        </w:rPr>
+      </w:pPr>
+      <w:r>
+        <w:rPr>
+          <w:rFonts w:ascii="Arial" w:hAnsi="Arial"/>
+          <w:b/>
+          <w:bCs/>
+        </w:rPr>
+        <w:t xml:space="preserve">Математическое ожидание градиента для сдвига всего вектора </w:t>
+      </w:r>
+      <w:r>
+        <w:rPr>
+          <w:rStyle w:val="math-inline"/>
+          <w:rFonts w:ascii="Arial" w:hAnsi="Arial"/>
+          <w:b/>
+          <w:bCs/>
+        </w:rPr>
+        <w:t>$A$</w:t>
+      </w:r>
+      <w:r>
+        <w:rPr>
+          <w:rFonts w:ascii="Arial" w:hAnsi="Arial"/>
+          <w:b/>
+          <w:bCs/>
+        </w:rPr>
+        <w:t xml:space="preserve"> строго равно НУЛЮ.</w:t>
+      </w:r>
+    </w:p>
+    <w:p>
+      <w:pPr>
+        <w:pStyle w:val="a3"/>
+        <w:spacing w:before="0" w:beforeAutospacing="0"/>
+        <w:rPr>
+          <w:rFonts w:ascii="Arial" w:hAnsi="Arial"/>
+        </w:rPr>
+      </w:pPr>
+      <w:r>
+        <w:rPr>
+          <w:rFonts w:ascii="Arial" w:hAnsi="Arial"/>
+        </w:rPr>
+        <w:t>Оптимизатор буквально видит математическую стену:</w:t>
+      </w:r>
+    </w:p>
+    <w:p>
+      <w:pPr>
+        <w:pStyle w:val="a3"/>
+        <w:numPr>
+          <w:ilvl w:val="0"/>
+          <w:numId w:val="1"/>
+        </w:numPr>
+        <w:spacing w:before="0" w:beforeAutospacing="0"/>
+        <w:rPr>
+          <w:rFonts w:ascii="Arial" w:hAnsi="Arial"/>
+        </w:rPr>
+      </w:pPr>
+      <w:r>
+        <w:rPr>
+          <w:rFonts w:ascii="Arial" w:hAnsi="Arial"/>
+        </w:rPr>
+        <w:t xml:space="preserve">Если он пытается поднять общий уровень </w:t>
+      </w:r>
+      <w:r>
+        <w:rPr>
+          <w:rStyle w:val="math-inline"/>
+          <w:rFonts w:ascii="Arial" w:hAnsi="Arial"/>
+        </w:rPr>
+        <w:t>Q</w:t>
+      </w:r>
+      <w:r>
+        <w:rPr>
+          <w:rFonts w:ascii="Arial" w:hAnsi="Arial"/>
+        </w:rPr>
+        <w:t xml:space="preserve">-значений, двигая все </w:t>
+      </w:r>
+      <w:r>
+        <w:rPr>
+          <w:rStyle w:val="math-inline"/>
+          <w:rFonts w:ascii="Arial" w:hAnsi="Arial"/>
+        </w:rPr>
+        <w:t>A</w:t>
+      </w:r>
+      <w:r>
+        <w:rPr>
+          <w:rFonts w:ascii="Arial" w:hAnsi="Arial"/>
+        </w:rPr>
+        <w:t xml:space="preserve"> вверх, вектор градиента обнуляется. Он физически не может сделать шаг в этом направлении.</w:t>
+      </w:r>
+    </w:p>
+    <w:p>
+      <w:pPr>
+        <w:pStyle w:val="a3"/>
+        <w:numPr>
+          <w:ilvl w:val="0"/>
+          <w:numId w:val="1"/>
+        </w:numPr>
+        <w:spacing w:before="0" w:beforeAutospacing="0"/>
+        <w:rPr>
+          <w:rFonts w:ascii="Arial" w:hAnsi="Arial"/>
+        </w:rPr>
+      </w:pPr>
+      <w:r>
+        <w:rPr>
+          <w:rFonts w:ascii="Arial" w:hAnsi="Arial"/>
+        </w:rPr>
+        <w:t xml:space="preserve">Но если он попытается поднять общий уровень через </w:t>
+      </w:r>
+      <w:r>
+        <w:rPr>
+          <w:rStyle w:val="math-inline"/>
+          <w:rFonts w:ascii="Arial" w:hAnsi="Arial"/>
+        </w:rPr>
+        <w:t>V</w:t>
+      </w:r>
+      <w:r>
+        <w:rPr>
+          <w:rFonts w:ascii="Arial" w:hAnsi="Arial"/>
+        </w:rPr>
+        <w:t xml:space="preserve">, градиент равен </w:t>
+      </w:r>
+      <w:r>
+        <w:rPr>
+          <w:rStyle w:val="math-inline"/>
+          <w:rFonts w:ascii="Arial" w:hAnsi="Arial"/>
+        </w:rPr>
+        <w:t>1</w:t>
+      </w:r>
+      <w:r>
+        <w:rPr>
+          <w:rFonts w:ascii="Arial" w:hAnsi="Arial"/>
+        </w:rPr>
+        <w:t>. Дорога свободна.</w:t>
+      </w:r>
+    </w:p>
+    <w:p>
+      <w:pPr>
+        <w:pStyle w:val="a3"/>
+        <w:spacing w:before="0" w:beforeAutospacing="0"/>
+        <w:rPr>
+          <w:rFonts w:ascii="Arial" w:hAnsi="Arial"/>
+        </w:rPr>
+      </w:pPr>
+      <w:r>
+        <w:rPr>
+          <w:rFonts w:ascii="Arial" w:hAnsi="Arial"/>
+        </w:rPr>
+        <w:lastRenderedPageBreak/>
+        <w:t xml:space="preserve">В то же время, если ему нужно выделить </w:t>
+      </w:r>
+      <w:r>
+        <w:rPr>
+          <w:rFonts w:ascii="Arial" w:hAnsi="Arial"/>
+          <w:b/>
+          <w:bCs/>
+        </w:rPr>
+        <w:t>только</w:t>
+      </w:r>
+      <w:r>
+        <w:rPr>
+          <w:rFonts w:ascii="Arial" w:hAnsi="Arial"/>
+        </w:rPr>
+        <w:t xml:space="preserve"> </w:t>
+      </w:r>
+      <w:r>
+        <w:rPr>
+          <w:rStyle w:val="math-inline"/>
+          <w:rFonts w:ascii="Arial" w:hAnsi="Arial"/>
+        </w:rPr>
+        <w:t>A_0</w:t>
+      </w:r>
+      <w:r>
+        <w:rPr>
+          <w:rFonts w:ascii="Arial" w:hAnsi="Arial"/>
+        </w:rPr>
+        <w:t xml:space="preserve"> на фоне остальных, градиенты работают идеально: он тянет </w:t>
+      </w:r>
+      <w:r>
+        <w:rPr>
+          <w:rStyle w:val="math-inline"/>
+          <w:rFonts w:ascii="Arial" w:hAnsi="Arial"/>
+        </w:rPr>
+        <w:t>A_0</w:t>
+      </w:r>
+      <w:r>
+        <w:rPr>
+          <w:rFonts w:ascii="Arial" w:hAnsi="Arial"/>
+        </w:rPr>
+        <w:t xml:space="preserve"> вверх (+0.75), а остальные </w:t>
+      </w:r>
+      <w:r>
+        <w:rPr>
+          <w:rStyle w:val="math-inline"/>
+          <w:rFonts w:ascii="Arial" w:hAnsi="Arial"/>
+        </w:rPr>
+        <w:t>A_1, A_2, A_3</w:t>
+      </w:r>
+      <w:r>
+        <w:rPr>
+          <w:rFonts w:ascii="Arial" w:hAnsi="Arial"/>
+        </w:rPr>
+        <w:t xml:space="preserve"> принудительно вдавливает вниз (-0.25).</w:t>
+      </w:r>
+    </w:p>
+    <w:p>
+      <w:pPr>
+        <w:pStyle w:val="a3"/>
+        <w:spacing w:before="0" w:beforeAutospacing="0"/>
+        <w:rPr>
+          <w:rFonts w:ascii="Arial" w:hAnsi="Arial"/>
+        </w:rPr>
+      </w:pPr>
+      <w:r>
+        <w:rPr>
+          <w:rFonts w:ascii="Arial" w:hAnsi="Arial"/>
+        </w:rPr>
+        <w:t xml:space="preserve">Таким образом, операция </w:t>
+      </w:r>
+      <w:r>
+        <w:rPr>
+          <w:rStyle w:val="HTML"/>
+          <w:rFonts w:ascii="Arial" w:hAnsi="Arial"/>
+        </w:rPr>
+        <w:t xml:space="preserve">- </w:t>
+      </w:r>
+      <w:proofErr w:type="spellStart"/>
+      <w:r>
+        <w:rPr>
+          <w:rStyle w:val="HTML"/>
+          <w:rFonts w:ascii="Arial" w:hAnsi="Arial"/>
+        </w:rPr>
+        <w:t>mean</w:t>
+      </w:r>
+      <w:proofErr w:type="spellEnd"/>
+      <w:r>
+        <w:rPr>
+          <w:rStyle w:val="HTML"/>
+          <w:rFonts w:ascii="Arial" w:hAnsi="Arial"/>
+        </w:rPr>
+        <w:t>(A)</w:t>
+      </w:r>
+      <w:r>
+        <w:rPr>
+          <w:rFonts w:ascii="Arial" w:hAnsi="Arial"/>
+        </w:rPr>
+        <w:t xml:space="preserve"> на этапе </w:t>
+      </w:r>
+      <w:proofErr w:type="spellStart"/>
+      <w:r>
+        <w:rPr>
+          <w:rStyle w:val="HTML"/>
+          <w:rFonts w:ascii="Arial" w:hAnsi="Arial"/>
+        </w:rPr>
+        <w:t>forward</w:t>
+      </w:r>
+      <w:proofErr w:type="spellEnd"/>
+      <w:r>
+        <w:rPr>
+          <w:rFonts w:ascii="Arial" w:hAnsi="Arial"/>
+        </w:rPr>
+        <w:t xml:space="preserve"> создает такую математическую конструкцию градиентов на этапе </w:t>
+      </w:r>
+      <w:proofErr w:type="spellStart"/>
+      <w:r>
+        <w:rPr>
+          <w:rStyle w:val="HTML"/>
+          <w:rFonts w:ascii="Arial" w:hAnsi="Arial"/>
+        </w:rPr>
+        <w:t>backward</w:t>
+      </w:r>
+      <w:proofErr w:type="spellEnd"/>
+      <w:r>
+        <w:rPr>
+          <w:rFonts w:ascii="Arial" w:hAnsi="Arial"/>
+        </w:rPr>
+        <w:t>, которая физически запрещает потоку преимуществ влиять на общий (средний) уровень оценки состояния.</w:t>
+      </w:r>
+    </w:p>
+    <w:p>
+      <w:pPr>
+        <w:pStyle w:val="a3"/>
+        <w:spacing w:before="0" w:beforeAutospacing="0"/>
+        <w:rPr>
+          <w:rFonts w:ascii="Arial" w:hAnsi="Arial"/>
+        </w:rPr>
+      </w:pPr>
+    </w:p>
+    <w:p>
+      <w:pPr>
+        <w:pStyle w:val="a3"/>
+        <w:spacing w:before="0" w:beforeAutospacing="0"/>
+        <w:rPr>
+          <w:rFonts w:ascii="Arial" w:hAnsi="Arial"/>
+        </w:rPr>
+      </w:pPr>
+      <w:proofErr w:type="spellStart"/>
+      <w:r>
+        <w:rPr>
+          <w:rFonts w:ascii="Arial" w:hAnsi="Arial"/>
+        </w:rPr>
+        <w:t>No</w:t>
+      </w:r>
+      <w:r>
+        <w:rPr>
+          <w:rFonts w:ascii="Arial" w:hAnsi="Arial"/>
+          <w:lang w:val="en-US"/>
+        </w:rPr>
+        <w:t>ise</w:t>
+      </w:r>
+      <w:proofErr w:type="spellEnd"/>
+      <w:r>
+        <w:rPr>
+          <w:rFonts w:ascii="Arial" w:hAnsi="Arial"/>
+        </w:rPr>
+        <w:t xml:space="preserve"> </w:t>
+      </w:r>
+      <w:r>
+        <w:rPr>
+          <w:rFonts w:ascii="Arial" w:hAnsi="Arial"/>
+          <w:lang w:val="en-US"/>
+        </w:rPr>
+        <w:t>NETS</w:t>
+      </w:r>
+    </w:p>
+    <w:p>
+      <w:pPr>
+        <w:rPr>
+          <w:rFonts w:ascii="Times New Roman" w:eastAsia="Times New Roman" w:hAnsi="Times New Roman" w:cs="Times New Roman"/>
+          <w:lang w:eastAsia="ru-RU"/>
+        </w:rPr>
+      </w:pPr>
+      <w:r>
+        <w:rPr>
+          <w:rFonts w:ascii="Times New Roman" w:eastAsia="Times New Roman" w:hAnsi="Times New Roman" w:cs="Times New Roman"/>
+          <w:lang w:eastAsia="ru-RU"/>
+        </w:rPr>
+        <w:t xml:space="preserve">Чтобы получить матрицу шума размером </w:t>
+      </w:r>
+      <w:r>
+        <w:rPr>
+          <w:rFonts w:ascii="Arial" w:eastAsia="Times New Roman" w:hAnsi="Arial" w:cs="Arial"/>
+          <w:lang w:eastAsia="ru-RU"/>
+        </w:rPr>
+        <w:t>64 \ 64</w:t>
+      </w:r>
+      <w:r>
+        <w:rPr>
+          <w:rFonts w:ascii="Times New Roman" w:eastAsia="Times New Roman" w:hAnsi="Times New Roman" w:cs="Times New Roman"/>
+          <w:lang w:eastAsia="ru-RU"/>
+        </w:rPr>
+        <w:t xml:space="preserve">, код не генерирует </w:t>
+      </w:r>
+      <w:r>
+        <w:rPr>
+          <w:rFonts w:ascii="Arial" w:eastAsia="Times New Roman" w:hAnsi="Arial" w:cs="Arial"/>
+          <w:lang w:eastAsia="ru-RU"/>
+        </w:rPr>
+        <w:t>$4096$</w:t>
+      </w:r>
+      <w:r>
+        <w:rPr>
+          <w:rFonts w:ascii="Times New Roman" w:eastAsia="Times New Roman" w:hAnsi="Times New Roman" w:cs="Times New Roman"/>
+          <w:lang w:eastAsia="ru-RU"/>
+        </w:rPr>
+        <w:t xml:space="preserve"> случайных чисел (что медленно). Он генерирует всего </w:t>
+      </w:r>
+      <w:r>
+        <w:rPr>
+          <w:rFonts w:ascii="Arial" w:eastAsia="Times New Roman" w:hAnsi="Arial" w:cs="Arial"/>
+          <w:lang w:eastAsia="ru-RU"/>
+        </w:rPr>
+        <w:t>$64 + 64 = 128$</w:t>
+      </w:r>
+      <w:r>
+        <w:rPr>
+          <w:rFonts w:ascii="Times New Roman" w:eastAsia="Times New Roman" w:hAnsi="Times New Roman" w:cs="Times New Roman"/>
+          <w:lang w:eastAsia="ru-RU"/>
+        </w:rPr>
+        <w:t xml:space="preserve"> чисел, а полноценную матрицу собирает математически через векторное перемножение </w:t>
+      </w:r>
+      <w:proofErr w:type="spellStart"/>
+      <w:proofErr w:type="gramStart"/>
+      <w:r>
+        <w:rPr>
+          <w:rFonts w:ascii="Arial" w:eastAsia="Times New Roman" w:hAnsi="Arial" w:cs="Arial"/>
+          <w:sz w:val="20"/>
+          <w:szCs w:val="20"/>
+          <w:lang w:eastAsia="ru-RU"/>
+        </w:rPr>
+        <w:t>outer</w:t>
+      </w:r>
+      <w:proofErr w:type="spellEnd"/>
+      <w:r>
+        <w:rPr>
+          <w:rFonts w:ascii="Arial" w:eastAsia="Times New Roman" w:hAnsi="Arial" w:cs="Arial"/>
+          <w:sz w:val="20"/>
+          <w:szCs w:val="20"/>
+          <w:lang w:eastAsia="ru-RU"/>
+        </w:rPr>
+        <w:t>(</w:t>
+      </w:r>
+      <w:proofErr w:type="gramEnd"/>
+      <w:r>
+        <w:rPr>
+          <w:rFonts w:ascii="Arial" w:eastAsia="Times New Roman" w:hAnsi="Arial" w:cs="Arial"/>
+          <w:sz w:val="20"/>
+          <w:szCs w:val="20"/>
+          <w:lang w:eastAsia="ru-RU"/>
+        </w:rPr>
+        <w:t>)</w:t>
+      </w:r>
+      <w:r>
+        <w:rPr>
+          <w:rFonts w:ascii="Times New Roman" w:eastAsia="Times New Roman" w:hAnsi="Times New Roman" w:cs="Times New Roman"/>
+          <w:lang w:eastAsia="ru-RU"/>
+        </w:rPr>
+        <w:t xml:space="preserve">. Это позволяет вызывать </w:t>
+      </w:r>
+      <w:proofErr w:type="spellStart"/>
+      <w:r>
+        <w:rPr>
+          <w:rFonts w:ascii="Arial" w:eastAsia="Times New Roman" w:hAnsi="Arial" w:cs="Arial"/>
+          <w:sz w:val="20"/>
+          <w:szCs w:val="20"/>
+          <w:lang w:eastAsia="ru-RU"/>
+        </w:rPr>
+        <w:t>reset_noise</w:t>
+      </w:r>
+      <w:proofErr w:type="spellEnd"/>
+      <w:r>
+        <w:rPr>
+          <w:rFonts w:ascii="Times New Roman" w:eastAsia="Times New Roman" w:hAnsi="Times New Roman" w:cs="Times New Roman"/>
+          <w:lang w:eastAsia="ru-RU"/>
+        </w:rPr>
+        <w:t xml:space="preserve"> перед каждым шагом агента без просадки FPS.</w:t>
+      </w:r>
+    </w:p>
+    <w:p/>
     <w:sectPr>
       <w:pgSz w:w="11906" w:h="16838"/>
       <w:pgMar w:top="1134" w:right="850" w:bottom="1134" w:left="1701" w:header="708" w:footer="708" w:gutter="0"/>
@@ -165,6 +705,163 @@
     </w:sectPr>
   </w:body>
 </w:document>
+</file>
+
+<file path=word/numbering.xml><?xml version="1.0" encoding="utf-8"?>
+<w:numbering xmlns:wpc="http://schemas.microsoft.com/office/word/2010/wordprocessingCanvas" xmlns:cx="http://schemas.microsoft.com/office/drawing/2014/chartex" xmlns:cx1="http://schemas.microsoft.com/office/drawing/2015/9/8/chartex" xmlns:cx2="http://schemas.microsoft.com/office/drawing/2015/10/21/chartex" xmlns:cx3="http://schemas.microsoft.com/office/drawing/2016/5/9/chartex" xmlns:cx4="http://schemas.microsoft.com/office/drawing/2016/5/10/chartex" xmlns:cx5="http://schemas.microsoft.com/office/drawing/2016/5/11/chartex" xmlns:cx6="http://schemas.microsoft.com/office/drawing/2016/5/12/chartex" xmlns:cx7="http://schemas.microsoft.com/office/drawing/2016/5/13/chartex" xmlns:cx8="http://schemas.microsoft.com/office/drawing/2016/5/14/chartex" xmlns:mc="http://schemas.openxmlformats.org/markup-compatibility/2006" xmlns:aink="http://schemas.microsoft.com/office/drawing/2016/ink" xmlns:am3d="http://schemas.microsoft.com/office/drawing/2017/model3d" xmlns:o="urn:schemas-microsoft-com:office:office" xmlns:r="http://schemas.openxmlformats.org/officeDocument/2006/relationships" xmlns:m="http://schemas.openxmlformats.org/officeDocument/2006/math" xmlns:v="urn:schemas-microsoft-com:vml" xmlns:wp14="http://schemas.microsoft.com/office/word/2010/wordprocessingDrawing" xmlns:wp="http://schemas.openxmlformats.org/drawingml/2006/wordprocessingDrawing" xmlns:w10="urn:schemas-microsoft-com:office:word" xmlns:w="http://schemas.openxmlformats.org/wordprocessingml/2006/main" xmlns:w14="http://schemas.microsoft.com/office/word/2010/wordml" xmlns:w15="http://schemas.microsoft.com/office/word/2012/wordml" xmlns:w16cex="http://schemas.microsoft.com/office/word/2018/wordml/cex" xmlns:w16cid="http://schemas.microsoft.com/office/word/2016/wordml/cid" xmlns:w16="http://schemas.microsoft.com/office/word/2018/wordml" xmlns:w16sdtdh="http://schemas.microsoft.com/office/word/2020/wordml/sdtdatahash" xmlns:w16se="http://schemas.microsoft.com/office/word/2015/wordml/symex" xmlns:wpg="http://schemas.microsoft.com/office/word/2010/wordprocessingGroup" xmlns:wpi="http://schemas.microsoft.com/office/word/2010/wordprocessingInk" xmlns:wne="http://schemas.microsoft.com/office/word/2006/wordml" xmlns:wps="http://schemas.microsoft.com/office/word/2010/wordprocessingShape" mc:Ignorable="w14 w15 w16se w16cid w16 w16cex w16sdtdh wp14">
+  <w:abstractNum w:abstractNumId="0" w15:restartNumberingAfterBreak="0">
+    <w:nsid w:val="3208177A"/>
+    <w:multiLevelType w:val="multilevel"/>
+    <w:tmpl w:val="A6BC2C10"/>
+    <w:lvl w:ilvl="0">
+      <w:start w:val="1"/>
+      <w:numFmt w:val="bullet"/>
+      <w:lvlText w:val=""/>
+      <w:lvlJc w:val="left"/>
+      <w:pPr>
+        <w:tabs>
+          <w:tab w:val="num" w:pos="720"/>
+        </w:tabs>
+        <w:ind w:left="720" w:hanging="360"/>
+      </w:pPr>
+      <w:rPr>
+        <w:rFonts w:ascii="Symbol" w:hAnsi="Symbol" w:hint="default"/>
+        <w:sz w:val="20"/>
+      </w:rPr>
+    </w:lvl>
+    <w:lvl w:ilvl="1" w:tentative="1">
+      <w:start w:val="1"/>
+      <w:numFmt w:val="bullet"/>
+      <w:lvlText w:val="o"/>
+      <w:lvlJc w:val="left"/>
+      <w:pPr>
+        <w:tabs>
+          <w:tab w:val="num" w:pos="1440"/>
+        </w:tabs>
+        <w:ind w:left="1440" w:hanging="360"/>
+      </w:pPr>
+      <w:rPr>
+        <w:rFonts w:ascii="Courier New" w:hAnsi="Courier New" w:hint="default"/>
+        <w:sz w:val="20"/>
+      </w:rPr>
+    </w:lvl>
+    <w:lvl w:ilvl="2" w:tentative="1">
+      <w:start w:val="1"/>
+      <w:numFmt w:val="bullet"/>
+      <w:lvlText w:val=""/>
+      <w:lvlJc w:val="left"/>
+      <w:pPr>
+        <w:tabs>
+          <w:tab w:val="num" w:pos="2160"/>
+        </w:tabs>
+        <w:ind w:left="2160" w:hanging="360"/>
+      </w:pPr>
+      <w:rPr>
+        <w:rFonts w:ascii="Wingdings" w:hAnsi="Wingdings" w:hint="default"/>
+        <w:sz w:val="20"/>
+      </w:rPr>
+    </w:lvl>
+    <w:lvl w:ilvl="3" w:tentative="1">
+      <w:start w:val="1"/>
+      <w:numFmt w:val="bullet"/>
+      <w:lvlText w:val=""/>
+      <w:lvlJc w:val="left"/>
+      <w:pPr>
+        <w:tabs>
+          <w:tab w:val="num" w:pos="2880"/>
+        </w:tabs>
+        <w:ind w:left="2880" w:hanging="360"/>
+      </w:pPr>
+      <w:rPr>
+        <w:rFonts w:ascii="Wingdings" w:hAnsi="Wingdings" w:hint="default"/>
+        <w:sz w:val="20"/>
+      </w:rPr>
+    </w:lvl>
+    <w:lvl w:ilvl="4" w:tentative="1">
+      <w:start w:val="1"/>
+      <w:numFmt w:val="bullet"/>
+      <w:lvlText w:val=""/>
+      <w:lvlJc w:val="left"/>
+      <w:pPr>
+        <w:tabs>
+          <w:tab w:val="num" w:pos="3600"/>
+        </w:tabs>
+        <w:ind w:left="3600" w:hanging="360"/>
+      </w:pPr>
+      <w:rPr>
+        <w:rFonts w:ascii="Wingdings" w:hAnsi="Wingdings" w:hint="default"/>
+        <w:sz w:val="20"/>
+      </w:rPr>
+    </w:lvl>
+    <w:lvl w:ilvl="5" w:tentative="1">
+      <w:start w:val="1"/>
+      <w:numFmt w:val="bullet"/>
+      <w:lvlText w:val=""/>
+      <w:lvlJc w:val="left"/>
+      <w:pPr>
+        <w:tabs>
+          <w:tab w:val="num" w:pos="4320"/>
+        </w:tabs>
+        <w:ind w:left="4320" w:hanging="360"/>
+      </w:pPr>
+      <w:rPr>
+        <w:rFonts w:ascii="Wingdings" w:hAnsi="Wingdings" w:hint="default"/>
+        <w:sz w:val="20"/>
+      </w:rPr>
+    </w:lvl>
+    <w:lvl w:ilvl="6" w:tentative="1">
+      <w:start w:val="1"/>
+      <w:numFmt w:val="bullet"/>
+      <w:lvlText w:val=""/>
+      <w:lvlJc w:val="left"/>
+      <w:pPr>
+        <w:tabs>
+          <w:tab w:val="num" w:pos="5040"/>
+        </w:tabs>
+        <w:ind w:left="5040" w:hanging="360"/>
+      </w:pPr>
+      <w:rPr>
+        <w:rFonts w:ascii="Wingdings" w:hAnsi="Wingdings" w:hint="default"/>
+        <w:sz w:val="20"/>
+      </w:rPr>
+    </w:lvl>
+    <w:lvl w:ilvl="7" w:tentative="1">
+      <w:start w:val="1"/>
+      <w:numFmt w:val="bullet"/>
+      <w:lvlText w:val=""/>
+      <w:lvlJc w:val="left"/>
+      <w:pPr>
+        <w:tabs>
+          <w:tab w:val="num" w:pos="5760"/>
+        </w:tabs>
+        <w:ind w:left="5760" w:hanging="360"/>
+      </w:pPr>
+      <w:rPr>
+        <w:rFonts w:ascii="Wingdings" w:hAnsi="Wingdings" w:hint="default"/>
+        <w:sz w:val="20"/>
+      </w:rPr>
+    </w:lvl>
+    <w:lvl w:ilvl="8" w:tentative="1">
+      <w:start w:val="1"/>
+      <w:numFmt w:val="bullet"/>
+      <w:lvlText w:val=""/>
+      <w:lvlJc w:val="left"/>
+      <w:pPr>
+        <w:tabs>
+          <w:tab w:val="num" w:pos="6480"/>
+        </w:tabs>
+        <w:ind w:left="6480" w:hanging="360"/>
+      </w:pPr>
+      <w:rPr>
+        <w:rFonts w:ascii="Wingdings" w:hAnsi="Wingdings" w:hint="default"/>
+        <w:sz w:val="20"/>
+      </w:rPr>
+    </w:lvl>
+  </w:abstractNum>
+  <w:num w:numId="1">
+    <w:abstractNumId w:val="0"/>
+  </w:num>
+</w:numbering>
 </file>
 
 <file path=word/styles.xml><?xml version="1.0" encoding="utf-8"?>
@@ -589,6 +1286,39 @@
     <w:semiHidden/>
     <w:unhideWhenUsed/>
   </w:style>
+  <w:style w:type="paragraph" w:styleId="a3">
+    <w:name w:val="Normal (Web)"/>
+    <w:basedOn w:val="a"/>
+    <w:uiPriority w:val="99"/>
+    <w:semiHidden/>
+    <w:unhideWhenUsed/>
+    <w:rsid w:val="00630089"/>
+    <w:pPr>
+      <w:spacing w:before="100" w:beforeAutospacing="1" w:after="100" w:afterAutospacing="1"/>
+    </w:pPr>
+    <w:rPr>
+      <w:rFonts w:ascii="Times New Roman" w:eastAsia="Times New Roman" w:hAnsi="Times New Roman" w:cs="Times New Roman"/>
+      <w:lang w:eastAsia="ru-RU"/>
+    </w:rPr>
+  </w:style>
+  <w:style w:type="character" w:customStyle="1" w:styleId="math-inline">
+    <w:name w:val="math-inline"/>
+    <w:basedOn w:val="a0"/>
+    <w:rsid w:val="00630089"/>
+  </w:style>
+  <w:style w:type="character" w:styleId="HTML">
+    <w:name w:val="HTML Code"/>
+    <w:basedOn w:val="a0"/>
+    <w:uiPriority w:val="99"/>
+    <w:semiHidden/>
+    <w:unhideWhenUsed/>
+    <w:rsid w:val="00630089"/>
+    <w:rPr>
+      <w:rFonts w:ascii="Courier New" w:eastAsia="Times New Roman" w:hAnsi="Courier New" w:cs="Courier New"/>
+      <w:sz w:val="20"/>
+      <w:szCs w:val="20"/>
+    </w:rPr>
+  </w:style>
 </w:styles>
 </file>
 
